--- a/작업일지/졸업작품 작업일지 - 20+9주차.docx
+++ b/작업일지/졸업작품 작업일지 - 20+9주차.docx
@@ -452,7 +452,6 @@
             <w:pPr>
               <w:jc w:val="left"/>
               <w:rPr>
-                <w:rFonts w:hint="eastAsia"/>
                 <w:b/>
               </w:rPr>
             </w:pPr>
@@ -502,6 +501,7 @@
             <w:pPr>
               <w:jc w:val="left"/>
               <w:rPr>
+                <w:rFonts w:hint="eastAsia"/>
                 <w:b/>
                 <w:bCs/>
               </w:rPr>
@@ -511,7 +511,14 @@
                 <w:rFonts w:hint="eastAsia"/>
                 <w:b/>
               </w:rPr>
-              <w:t>우상훈: 이동 동기화 마무리 작업</w:t>
+              <w:t xml:space="preserve">우상훈: </w:t>
+            </w:r>
+            <w:r>
+              <w:rPr>
+                <w:rFonts w:hint="eastAsia"/>
+                <w:b/>
+              </w:rPr>
+              <w:t>플레이어 위치 검증 방식 수정, 플레이어 총구 위치 및 방향 검증</w:t>
             </w:r>
           </w:p>
           <w:p>
@@ -682,7 +689,6 @@
         <w:spacing w:after="0"/>
         <w:ind w:leftChars="0"/>
         <w:rPr>
-          <w:rFonts w:hint="eastAsia"/>
           <w:sz w:val="22"/>
           <w:szCs w:val="24"/>
         </w:rPr>
@@ -993,7 +999,6 @@
         <w:autoSpaceDE/>
         <w:autoSpaceDN/>
         <w:rPr>
-          <w:rFonts w:hint="eastAsia"/>
           <w:sz w:val="22"/>
           <w:szCs w:val="24"/>
         </w:rPr>
@@ -1271,13 +1276,16 @@
         <w:pStyle w:val="a4"/>
         <w:numPr>
           <w:ilvl w:val="0"/>
-          <w:numId w:val="3"/>
+          <w:numId w:val="4"/>
         </w:numPr>
         <w:ind w:leftChars="0"/>
         <w:jc w:val="left"/>
       </w:pPr>
       <w:r>
-        <w:t>이동 동기화</w:t>
+        <w:rPr>
+          <w:rFonts w:hint="eastAsia"/>
+        </w:rPr>
+        <w:t>플레이어의 위치 검증 방식 수정</w:t>
       </w:r>
     </w:p>
     <w:p>
@@ -1285,22 +1293,42 @@
         <w:pStyle w:val="a4"/>
         <w:numPr>
           <w:ilvl w:val="1"/>
-          <w:numId w:val="3"/>
+          <w:numId w:val="4"/>
         </w:numPr>
         <w:ind w:leftChars="0"/>
         <w:jc w:val="left"/>
       </w:pPr>
       <w:r>
-        <w:t>클라이언트는 키보드 입력 및 플레이어 방향 정보 패킷을 매 프레임마다 전송하고,</w:t>
-      </w:r>
-      <w:r>
-        <w:rPr>
-          <w:rFonts w:hint="eastAsia"/>
-        </w:rPr>
+        <w:rPr>
+          <w:rFonts w:hint="eastAsia"/>
+        </w:rPr>
+        <w:t>위치 정보 패킷 전송 조건 변경</w:t>
+      </w:r>
+    </w:p>
+    <w:p>
+      <w:pPr>
+        <w:pStyle w:val="a4"/>
+        <w:numPr>
+          <w:ilvl w:val="2"/>
+          <w:numId w:val="4"/>
+        </w:numPr>
+        <w:ind w:leftChars="0"/>
+        <w:jc w:val="left"/>
+      </w:pPr>
+      <w:r>
+        <w:rPr>
+          <w:rFonts w:hint="eastAsia"/>
+        </w:rPr>
+        <w:t>클라이언트는 플레이어의 속도 변화가 발생했을 때만 위치 정보 패킷을 전송하도록</w:t>
+      </w:r>
+      <w:r>
         <w:br/>
       </w:r>
       <w:r>
-        <w:t>이와 별도로 20fps 주기로 자신의 상태(위치, 방향 등)에 대한 상태 패킷을 서버로 전송한다.</w:t>
+        <w:rPr>
+          <w:rFonts w:hint="eastAsia"/>
+        </w:rPr>
+        <w:t>수정했다.</w:t>
       </w:r>
     </w:p>
     <w:p>
@@ -1308,22 +1336,234 @@
         <w:pStyle w:val="a4"/>
         <w:numPr>
           <w:ilvl w:val="1"/>
-          <w:numId w:val="3"/>
+          <w:numId w:val="4"/>
         </w:numPr>
         <w:ind w:leftChars="0"/>
         <w:jc w:val="left"/>
       </w:pPr>
       <w:r>
-        <w:t>서버는 클라이언트로부터 전달받은 입력 패킷에 대해 즉각적으로 반응하며,</w:t>
-      </w:r>
-      <w:r>
-        <w:rPr>
-          <w:rFonts w:hint="eastAsia"/>
-        </w:rPr>
+        <w:rPr>
+          <w:rFonts w:hint="eastAsia"/>
+        </w:rPr>
+        <w:t>위치 검증 시 time stamp의 필요성</w:t>
+      </w:r>
+    </w:p>
+    <w:p>
+      <w:pPr>
+        <w:pStyle w:val="a4"/>
+        <w:numPr>
+          <w:ilvl w:val="2"/>
+          <w:numId w:val="4"/>
+        </w:numPr>
+        <w:ind w:leftChars="0"/>
+        <w:jc w:val="left"/>
+      </w:pPr>
+      <w:r>
+        <w:rPr>
+          <w:rFonts w:hint="eastAsia"/>
+        </w:rPr>
+        <w:t>서버는 클라이언트로부터 전달받은 위치 정보가</w:t>
+      </w:r>
+      <w:r>
         <w:br/>
       </w:r>
       <w:r>
-        <w:t>해당 입력을 기준으로 이동 시뮬레이션을 수행한다.</w:t>
+        <w:rPr>
+          <w:rFonts w:hint="eastAsia"/>
+        </w:rPr>
+        <w:t>서버가 보유한 이전 플레이어 위치로부터 몇 tick의 물리 시뮬레이션 이후의 결과인지</w:t>
+      </w:r>
+      <w:r>
+        <w:br/>
+      </w:r>
+      <w:r>
+        <w:rPr>
+          <w:rFonts w:hint="eastAsia"/>
+        </w:rPr>
+        <w:t>알 수 없어서, 서버 입장에서는 플레이어의 위치가 크게 변화된 값을 관측하게 될</w:t>
+      </w:r>
+      <w:r>
+        <w:br/>
+      </w:r>
+      <w:r>
+        <w:rPr>
+          <w:rFonts w:hint="eastAsia"/>
+        </w:rPr>
+        <w:t>가능성이 있다.</w:t>
+      </w:r>
+    </w:p>
+    <w:p>
+      <w:pPr>
+        <w:pStyle w:val="a4"/>
+        <w:numPr>
+          <w:ilvl w:val="2"/>
+          <w:numId w:val="4"/>
+        </w:numPr>
+        <w:ind w:leftChars="0"/>
+        <w:jc w:val="left"/>
+      </w:pPr>
+      <w:r>
+        <w:rPr>
+          <w:rFonts w:hint="eastAsia"/>
+        </w:rPr>
+        <w:t>이를 해결하기 위해 time stamp를 추가해 보았다.</w:t>
+      </w:r>
+    </w:p>
+    <w:p>
+      <w:pPr>
+        <w:pStyle w:val="a4"/>
+        <w:numPr>
+          <w:ilvl w:val="3"/>
+          <w:numId w:val="4"/>
+        </w:numPr>
+        <w:ind w:leftChars="0"/>
+        <w:jc w:val="left"/>
+      </w:pPr>
+      <w:r>
+        <w:rPr>
+          <w:rFonts w:hint="eastAsia"/>
+        </w:rPr>
+        <w:t>서버는 이전 위치가 계산되었을 당시의 time stamp를 보관하고</w:t>
+      </w:r>
+    </w:p>
+    <w:p>
+      <w:pPr>
+        <w:pStyle w:val="a4"/>
+        <w:numPr>
+          <w:ilvl w:val="3"/>
+          <w:numId w:val="4"/>
+        </w:numPr>
+        <w:ind w:leftChars="0"/>
+        <w:jc w:val="left"/>
+      </w:pPr>
+      <w:r>
+        <w:rPr>
+          <w:rFonts w:hint="eastAsia"/>
+        </w:rPr>
+        <w:t>클라이언트는 위치 정보 패킷에 해당 위치가 계산된 시점의 time stamp를 함께</w:t>
+      </w:r>
+      <w:r>
+        <w:br/>
+      </w:r>
+      <w:r>
+        <w:rPr>
+          <w:rFonts w:hint="eastAsia"/>
+        </w:rPr>
+        <w:t>포함해 전송하도록 수정했다.</w:t>
+      </w:r>
+    </w:p>
+    <w:p>
+      <w:pPr>
+        <w:pStyle w:val="a4"/>
+        <w:numPr>
+          <w:ilvl w:val="3"/>
+          <w:numId w:val="4"/>
+        </w:numPr>
+        <w:ind w:leftChars="0"/>
+        <w:jc w:val="left"/>
+      </w:pPr>
+      <w:r>
+        <w:rPr>
+          <w:rFonts w:hint="eastAsia"/>
+        </w:rPr>
+        <w:t>서버는 클라이언트가 보낸 time stamp와 서버가 보유한 이전 time stamp의 차이를</w:t>
+      </w:r>
+      <w:r>
+        <w:br/>
+      </w:r>
+      <w:r>
+        <w:rPr>
+          <w:rFonts w:hint="eastAsia"/>
+        </w:rPr>
+        <w:t>이용해,</w:t>
+      </w:r>
+      <w:r>
+        <w:br/>
+      </w:r>
+      <w:r>
+        <w:rPr>
+          <w:rFonts w:hint="eastAsia"/>
+        </w:rPr>
+        <w:t xml:space="preserve">                  경과 시간 = timeStampDiff * deltaTime</w:t>
+      </w:r>
+      <w:r>
+        <w:br/>
+      </w:r>
+      <w:r>
+        <w:rPr>
+          <w:rFonts w:hint="eastAsia"/>
+        </w:rPr>
+        <w:t>형태로 경과 시간을 계산하고, 해당 시간 동안 물리 시뮬레이션을 수행했을 때</w:t>
+      </w:r>
+      <w:r>
+        <w:br/>
+      </w:r>
+      <w:r>
+        <w:rPr>
+          <w:rFonts w:hint="eastAsia"/>
+        </w:rPr>
+        <w:t>도달 가능한 위치인지 여부를 기준으로 validation 검사를 수행한다.</w:t>
+      </w:r>
+    </w:p>
+    <w:p>
+      <w:pPr>
+        <w:pStyle w:val="a4"/>
+        <w:numPr>
+          <w:ilvl w:val="2"/>
+          <w:numId w:val="4"/>
+        </w:numPr>
+        <w:ind w:leftChars="0"/>
+        <w:jc w:val="left"/>
+      </w:pPr>
+      <w:r>
+        <w:rPr>
+          <w:rFonts w:hint="eastAsia"/>
+        </w:rPr>
+        <w:t>하지만 현재 방식에 문제점이 있다.</w:t>
+      </w:r>
+      <w:r>
+        <w:br/>
+      </w:r>
+      <w:r>
+        <w:rPr>
+          <w:rFonts w:hint="eastAsia"/>
+        </w:rPr>
+        <w:t>time stamp 값이 정확히 몇 번의 물리 시뮬레이션 tick이 진행되었는지를 직접적으로</w:t>
+      </w:r>
+      <w:r>
+        <w:br/>
+      </w:r>
+      <w:r>
+        <w:rPr>
+          <w:rFonts w:hint="eastAsia"/>
+        </w:rPr>
+        <w:t>나타내는 값이 아니라 움직임이 있을 때의 단순한 time stamp 값이기 때문에,</w:t>
+      </w:r>
+      <w:r>
+        <w:br/>
+      </w:r>
+      <w:r>
+        <w:rPr>
+          <w:rFonts w:hint="eastAsia"/>
+        </w:rPr>
+        <w:t>시간 해석에 다소 모호한 부분이 있다.</w:t>
+      </w:r>
+    </w:p>
+    <w:p>
+      <w:pPr>
+        <w:pStyle w:val="a4"/>
+        <w:numPr>
+          <w:ilvl w:val="0"/>
+          <w:numId w:val="4"/>
+        </w:numPr>
+        <w:ind w:leftChars="0"/>
+        <w:jc w:val="left"/>
+      </w:pPr>
+      <w:r>
+        <w:rPr>
+          <w:rFonts w:hint="eastAsia"/>
+        </w:rPr>
+        <w:t>플레이어 총구 위치 및 방향 검증</w:t>
       </w:r>
     </w:p>
     <w:p>
@@ -1331,123 +1571,80 @@
         <w:pStyle w:val="a4"/>
         <w:numPr>
           <w:ilvl w:val="1"/>
-          <w:numId w:val="3"/>
+          <w:numId w:val="4"/>
         </w:numPr>
         <w:ind w:leftChars="0"/>
         <w:jc w:val="left"/>
       </w:pPr>
       <w:r>
-        <w:t>또한 서버는 클라이언트의 상태 패킷을 수신했을 때,</w:t>
-      </w:r>
-      <w:r>
-        <w:rPr>
-          <w:rFonts w:hint="eastAsia"/>
-        </w:rPr>
+        <w:rPr>
+          <w:rFonts w:hint="eastAsia"/>
+        </w:rPr>
+        <w:t>총구 위치 검증</w:t>
+      </w:r>
+    </w:p>
+    <w:p>
+      <w:pPr>
+        <w:pStyle w:val="a4"/>
+        <w:numPr>
+          <w:ilvl w:val="2"/>
+          <w:numId w:val="4"/>
+        </w:numPr>
+        <w:ind w:leftChars="0"/>
+        <w:jc w:val="left"/>
+      </w:pPr>
+      <w:r>
+        <w:rPr>
+          <w:rFonts w:hint="eastAsia"/>
+        </w:rPr>
+        <w:t>총구의 위치는 플레이어의 현재 위치로부터 일정 거리 이내에 존재하는지를 기준으로</w:t>
+      </w:r>
+      <w:r>
         <w:br/>
       </w:r>
       <w:r>
-        <w:t>패킷에 포함된 위치 정보를 서버가 시뮬레이션한 결과와 비교하여 클라이언의 위치가</w:t>
-      </w:r>
-      <w:r>
-        <w:rPr>
-          <w:rFonts w:hint="eastAsia"/>
-        </w:rPr>
-        <w:br/>
-      </w:r>
-      <w:r>
-        <w:t>유효한지 여부를 판단한다.</w:t>
-      </w:r>
-      <w:r>
-        <w:rPr>
-          <w:rFonts w:hint="eastAsia"/>
-        </w:rPr>
-        <w:br/>
-      </w:r>
-      <w:r>
-        <w:rPr>
-          <w:rFonts w:hint="eastAsia"/>
-        </w:rPr>
-        <w:br/>
-      </w:r>
-      <w:r>
-        <w:t>만약 클라이언트의 위치가 서버 기준에서 허용 오차를 벗어났다고 판단되면,</w:t>
-      </w:r>
-      <w:r>
-        <w:rPr>
-          <w:rFonts w:hint="eastAsia"/>
-        </w:rPr>
-        <w:br/>
-      </w:r>
-      <w:r>
-        <w:t>서버는 자신이 계산한 올바른 위치 정보를 클라이언트로 전송하여 클라이언트가</w:t>
-      </w:r>
-      <w:r>
-        <w:rPr>
-          <w:rFonts w:hint="eastAsia"/>
-        </w:rPr>
-        <w:br/>
-      </w:r>
-      <w:r>
-        <w:t>해당 위치로 보정하도록 한다.</w:t>
-      </w:r>
-      <w:r>
-        <w:rPr>
-          <w:rFonts w:hint="eastAsia"/>
-        </w:rPr>
-        <w:br/>
-      </w:r>
-      <w:r>
-        <w:t>하지만 클라이언트의 위치가 올바른 위치 정보라면 서버는 해당 위치 정보를 수용한다.</w:t>
-      </w:r>
-    </w:p>
-    <w:p>
-      <w:pPr>
+        <w:rPr>
+          <w:rFonts w:hint="eastAsia"/>
+        </w:rPr>
+        <w:t>검증하였다.</w:t>
+      </w:r>
+    </w:p>
+    <w:p>
+      <w:pPr>
+        <w:pStyle w:val="a4"/>
+        <w:numPr>
+          <w:ilvl w:val="1"/>
+          <w:numId w:val="4"/>
+        </w:numPr>
+        <w:ind w:leftChars="0"/>
         <w:jc w:val="left"/>
       </w:pPr>
       <w:r>
-        <w:t>하지만 이 방법은 틀린 방법이다. 기본적으로 MORPG는 플레이어가 이동을 먼저하고, 어디로 이동했는지에 대한</w:t>
-      </w:r>
-      <w:r>
-        <w:rPr>
-          <w:rFonts w:hint="eastAsia"/>
-        </w:rPr>
-        <w:br/>
-      </w:r>
-      <w:r>
-        <w:t>정보를 서버로 전송한다. 그러면 서버에서는 클라이언트가 보낸 pos, vel 정보를 이용해서 validation 검사를 한다.</w:t>
-      </w:r>
-      <w:r>
-        <w:rPr>
-          <w:rFonts w:hint="eastAsia"/>
-        </w:rPr>
-        <w:br/>
-      </w:r>
-      <w:r>
-        <w:t>“이동에 대한 정보를 어떻게 보내느냐”의 해답은 정속으로 이동할 때에는 느린 주기로 상태 정보를 보내고,</w:t>
-      </w:r>
-      <w:r>
-        <w:rPr>
-          <w:rFonts w:hint="eastAsia"/>
-        </w:rPr>
-        <w:br/>
-      </w:r>
-      <w:r>
-        <w:t>가속을 할 경우에 정보를 계속 보내는 것이다. 하지만 FPS 게임은 즉각적인 반응이 필요하기 때문에,</w:t>
-      </w:r>
-      <w:r>
-        <w:rPr>
-          <w:rFonts w:hint="eastAsia"/>
-        </w:rPr>
-        <w:br/>
-      </w:r>
-      <w:r>
-        <w:t>상시 자신의 상태 정보를 보낸다.</w:t>
-      </w:r>
-    </w:p>
-    <w:p>
-      <w:pPr>
+        <w:rPr>
+          <w:rFonts w:hint="eastAsia"/>
+        </w:rPr>
+        <w:t>총구 방향 검증</w:t>
+      </w:r>
+    </w:p>
+    <w:p>
+      <w:pPr>
+        <w:pStyle w:val="a4"/>
+        <w:numPr>
+          <w:ilvl w:val="2"/>
+          <w:numId w:val="4"/>
+        </w:numPr>
+        <w:ind w:leftChars="0"/>
         <w:jc w:val="left"/>
-      </w:pPr>
+        <w:rPr>
+          <w:rFonts w:hint="eastAsia"/>
+        </w:rPr>
+      </w:pPr>
+      <w:r>
+        <w:rPr>
+          <w:rFonts w:hint="eastAsia"/>
+        </w:rPr>
+        <w:t>총구의 방향은 클라이언트 전달한 forward 벡터, pitch 값을 기준으로 검증하였다</w:t>
+      </w:r>
     </w:p>
     <w:p>
       <w:pPr>
@@ -1511,9 +1708,6 @@
           <w:p>
             <w:pPr>
               <w:jc w:val="left"/>
-              <w:rPr>
-                <w:rFonts w:hint="eastAsia"/>
-              </w:rPr>
             </w:pPr>
             <w:r>
               <w:rPr>
@@ -1554,9 +1748,6 @@
           <w:p>
             <w:pPr>
               <w:jc w:val="left"/>
-              <w:rPr>
-                <w:rFonts w:hint="eastAsia"/>
-              </w:rPr>
             </w:pPr>
             <w:r>
               <w:rPr>
@@ -1616,6 +1807,14 @@
                 <w:sz w:val="22"/>
               </w:rPr>
             </w:pPr>
+            <w:r>
+              <w:rPr>
+                <w:rFonts w:hint="eastAsia"/>
+                <w:b/>
+                <w:sz w:val="22"/>
+              </w:rPr>
+              <w:t>20+10</w:t>
+            </w:r>
           </w:p>
         </w:tc>
         <w:tc>
@@ -1742,7 +1941,6 @@
           <w:p>
             <w:pPr>
               <w:rPr>
-                <w:rFonts w:hint="eastAsia"/>
                 <w:b/>
                 <w:bCs/>
                 <w:szCs w:val="20"/>
@@ -1770,7 +1968,6 @@
           <w:p>
             <w:pPr>
               <w:rPr>
-                <w:rFonts w:hint="eastAsia"/>
                 <w:b/>
                 <w:bCs/>
                 <w:szCs w:val="20"/>
@@ -2135,6 +2332,92 @@
       </w:pPr>
     </w:lvl>
   </w:abstractNum>
+  <w:abstractNum w:abstractNumId="3" w15:restartNumberingAfterBreak="0">
+    <w:nsid w:val="3D0243CE"/>
+    <w:multiLevelType w:val="hybridMultilevel"/>
+    <w:tmpl w:val="EA38ED7A"/>
+    <w:lvl w:ilvl="0" w:tplc="FFFFFFFF">
+      <w:start w:val="1"/>
+      <w:numFmt w:val="decimal"/>
+      <w:lvlText w:val="%1."/>
+      <w:lvlJc w:val="left"/>
+      <w:pPr>
+        <w:ind w:left="880" w:hanging="440"/>
+      </w:pPr>
+    </w:lvl>
+    <w:lvl w:ilvl="1" w:tplc="04090019">
+      <w:start w:val="1"/>
+      <w:numFmt w:val="upperLetter"/>
+      <w:lvlText w:val="%2."/>
+      <w:lvlJc w:val="left"/>
+      <w:pPr>
+        <w:ind w:left="1320" w:hanging="440"/>
+      </w:pPr>
+    </w:lvl>
+    <w:lvl w:ilvl="2" w:tplc="0409001B">
+      <w:start w:val="1"/>
+      <w:numFmt w:val="lowerRoman"/>
+      <w:lvlText w:val="%3."/>
+      <w:lvlJc w:val="right"/>
+      <w:pPr>
+        <w:ind w:left="1760" w:hanging="440"/>
+      </w:pPr>
+    </w:lvl>
+    <w:lvl w:ilvl="3" w:tplc="0409000F">
+      <w:start w:val="1"/>
+      <w:numFmt w:val="decimal"/>
+      <w:lvlText w:val="%4."/>
+      <w:lvlJc w:val="left"/>
+      <w:pPr>
+        <w:ind w:left="2200" w:hanging="440"/>
+      </w:pPr>
+    </w:lvl>
+    <w:lvl w:ilvl="4" w:tplc="04090019">
+      <w:start w:val="1"/>
+      <w:numFmt w:val="upperLetter"/>
+      <w:lvlText w:val="%5."/>
+      <w:lvlJc w:val="left"/>
+      <w:pPr>
+        <w:ind w:left="2640" w:hanging="440"/>
+      </w:pPr>
+    </w:lvl>
+    <w:lvl w:ilvl="5" w:tplc="0409001B" w:tentative="1">
+      <w:start w:val="1"/>
+      <w:numFmt w:val="lowerRoman"/>
+      <w:lvlText w:val="%6."/>
+      <w:lvlJc w:val="right"/>
+      <w:pPr>
+        <w:ind w:left="3080" w:hanging="440"/>
+      </w:pPr>
+    </w:lvl>
+    <w:lvl w:ilvl="6" w:tplc="0409000F" w:tentative="1">
+      <w:start w:val="1"/>
+      <w:numFmt w:val="decimal"/>
+      <w:lvlText w:val="%7."/>
+      <w:lvlJc w:val="left"/>
+      <w:pPr>
+        <w:ind w:left="3520" w:hanging="440"/>
+      </w:pPr>
+    </w:lvl>
+    <w:lvl w:ilvl="7" w:tplc="04090019" w:tentative="1">
+      <w:start w:val="1"/>
+      <w:numFmt w:val="upperLetter"/>
+      <w:lvlText w:val="%8."/>
+      <w:lvlJc w:val="left"/>
+      <w:pPr>
+        <w:ind w:left="3960" w:hanging="440"/>
+      </w:pPr>
+    </w:lvl>
+    <w:lvl w:ilvl="8" w:tplc="0409001B" w:tentative="1">
+      <w:start w:val="1"/>
+      <w:numFmt w:val="lowerRoman"/>
+      <w:lvlText w:val="%9."/>
+      <w:lvlJc w:val="right"/>
+      <w:pPr>
+        <w:ind w:left="4400" w:hanging="440"/>
+      </w:pPr>
+    </w:lvl>
+  </w:abstractNum>
   <w:num w:numId="1" w16cid:durableId="810101451">
     <w:abstractNumId w:val="2"/>
   </w:num>
@@ -2143,6 +2426,9 @@
   </w:num>
   <w:num w:numId="3" w16cid:durableId="1492521586">
     <w:abstractNumId w:val="0"/>
+  </w:num>
+  <w:num w:numId="4" w16cid:durableId="641231740">
+    <w:abstractNumId w:val="3"/>
   </w:num>
 </w:numbering>
 </file>
